--- a/week6-生命游戏/生命游戏课程实验报告.docx
+++ b/week6-生命游戏/生命游戏课程实验报告.docx
@@ -166,6 +166,18 @@
                 <w:lang w:val="en-US" w:eastAsia="zh-CN"/>
               </w:rPr>
             </w:pPr>
+            <w:r>
+              <w:rPr>
+                <w:rFonts w:hint="eastAsia"/>
+                <w:b w:val="0"/>
+                <w:bCs w:val="0"/>
+                <w:sz w:val="28"/>
+                <w:szCs w:val="28"/>
+                <w:vertAlign w:val="baseline"/>
+                <w:lang w:val="en-US" w:eastAsia="zh-CN"/>
+              </w:rPr>
+              <w:t>辅修</w:t>
+            </w:r>
           </w:p>
         </w:tc>
         <w:tc>
@@ -216,6 +228,18 @@
                 <w:lang w:val="en-US" w:eastAsia="zh-CN"/>
               </w:rPr>
             </w:pPr>
+            <w:r>
+              <w:rPr>
+                <w:rFonts w:hint="eastAsia"/>
+                <w:b w:val="0"/>
+                <w:bCs w:val="0"/>
+                <w:sz w:val="28"/>
+                <w:szCs w:val="28"/>
+                <w:vertAlign w:val="baseline"/>
+                <w:lang w:val="en-US" w:eastAsia="zh-CN"/>
+              </w:rPr>
+              <w:t>202226910925</w:t>
+            </w:r>
           </w:p>
         </w:tc>
         <w:tc>
@@ -266,6 +290,18 @@
                 <w:lang w:val="en-US" w:eastAsia="zh-CN"/>
               </w:rPr>
             </w:pPr>
+            <w:r>
+              <w:rPr>
+                <w:rFonts w:hint="eastAsia"/>
+                <w:b w:val="0"/>
+                <w:bCs w:val="0"/>
+                <w:sz w:val="28"/>
+                <w:szCs w:val="28"/>
+                <w:vertAlign w:val="baseline"/>
+                <w:lang w:val="en-US" w:eastAsia="zh-CN"/>
+              </w:rPr>
+              <w:t>杨俊科</w:t>
+            </w:r>
           </w:p>
         </w:tc>
       </w:tr>
@@ -345,6 +381,76 @@
           <w:lang w:val="en-US" w:eastAsia="zh-CN"/>
         </w:rPr>
       </w:pPr>
+      <w:r>
+        <w:rPr>
+          <w:rFonts w:hint="eastAsia"/>
+          <w:color w:val="0000FF"/>
+          <w:sz w:val="24"/>
+          <w:szCs w:val="24"/>
+          <w:lang w:val="en-US" w:eastAsia="zh-CN"/>
+        </w:rPr>
+        <w:t>先获取硬件的最大线程支持数（假设为num</w:t>
+      </w:r>
+      <w:r>
+        <w:rPr>
+          <w:rFonts w:hint="default"/>
+          <w:color w:val="0000FF"/>
+          <w:sz w:val="24"/>
+          <w:szCs w:val="24"/>
+          <w:lang w:val="en-US" w:eastAsia="zh-CN"/>
+        </w:rPr>
+        <w:t>Threads</w:t>
+      </w:r>
+      <w:r>
+        <w:rPr>
+          <w:rFonts w:hint="eastAsia"/>
+          <w:color w:val="0000FF"/>
+          <w:sz w:val="24"/>
+          <w:szCs w:val="24"/>
+          <w:lang w:val="en-US" w:eastAsia="zh-CN"/>
+        </w:rPr>
+        <w:t>），然后将3x</w:t>
+      </w:r>
+      <w:r>
+        <w:rPr>
+          <w:rFonts w:hint="default"/>
+          <w:color w:val="0000FF"/>
+          <w:sz w:val="24"/>
+          <w:szCs w:val="24"/>
+          <w:lang w:val="en-US" w:eastAsia="zh-CN"/>
+        </w:rPr>
+        <w:t>3</w:t>
+      </w:r>
+      <w:r>
+        <w:rPr>
+          <w:rFonts w:hint="eastAsia"/>
+          <w:color w:val="0000FF"/>
+          <w:sz w:val="24"/>
+          <w:szCs w:val="24"/>
+          <w:lang w:val="en-US" w:eastAsia="zh-CN"/>
+        </w:rPr>
+        <w:t>的格子定为一个区块，每个线程处理一个区块。步长为numTh</w:t>
+      </w:r>
+      <w:r>
+        <w:rPr>
+          <w:rFonts w:hint="default"/>
+          <w:color w:val="0000FF"/>
+          <w:sz w:val="24"/>
+          <w:szCs w:val="24"/>
+          <w:lang w:val="en-US" w:eastAsia="zh-CN"/>
+        </w:rPr>
+        <w:t>reads</w:t>
+      </w:r>
+      <w:r>
+        <w:rPr>
+          <w:rFonts w:hint="eastAsia"/>
+          <w:color w:val="0000FF"/>
+          <w:sz w:val="24"/>
+          <w:szCs w:val="24"/>
+          <w:lang w:val="en-US" w:eastAsia="zh-CN"/>
+        </w:rPr>
+        <w:t>，处理完一个区块后往后跳numThreads继续处理。对于最后余下的一些区块，交由一个线程处理。</w:t>
+      </w:r>
     </w:p>
     <w:p>
       <w:pPr>
@@ -445,6 +551,7 @@
     <w:p>
       <w:pPr>
         <w:numPr>
+          <w:ilvl w:val="0"/>
           <w:numId w:val="0"/>
         </w:numPr>
         <w:spacing w:line="360" w:lineRule="auto"/>
@@ -455,10 +562,56 @@
           <w:lang w:val="en-US" w:eastAsia="zh-CN"/>
         </w:rPr>
       </w:pPr>
+      <w:r>
+        <w:drawing>
+          <wp:inline distT="0" distB="0" distL="114300" distR="114300">
+            <wp:extent cx="5271135" cy="3968115"/>
+            <wp:effectExtent l="0" t="0" r="12065" b="6985"/>
+            <wp:docPr id="1" name="图片 1"/>
+            <wp:cNvGraphicFramePr>
+              <a:graphicFrameLocks xmlns:a="http://schemas.openxmlformats.org/drawingml/2006/main" noChangeAspect="1"/>
+            </wp:cNvGraphicFramePr>
+            <a:graphic xmlns:a="http://schemas.openxmlformats.org/drawingml/2006/main">
+              <a:graphicData uri="http://schemas.openxmlformats.org/drawingml/2006/picture">
+                <pic:pic xmlns:pic="http://schemas.openxmlformats.org/drawingml/2006/picture">
+                  <pic:nvPicPr>
+                    <pic:cNvPr id="1" name="图片 1"/>
+                    <pic:cNvPicPr>
+                      <a:picLocks noChangeAspect="1"/>
+                    </pic:cNvPicPr>
+                  </pic:nvPicPr>
+                  <pic:blipFill>
+                    <a:blip r:embed="rId4"/>
+                    <a:stretch>
+                      <a:fillRect/>
+                    </a:stretch>
+                  </pic:blipFill>
+                  <pic:spPr>
+                    <a:xfrm>
+                      <a:off x="0" y="0"/>
+                      <a:ext cx="5271135" cy="3968115"/>
+                    </a:xfrm>
+                    <a:prstGeom prst="rect">
+                      <a:avLst/>
+                    </a:prstGeom>
+                    <a:noFill/>
+                    <a:ln>
+                      <a:noFill/>
+                    </a:ln>
+                  </pic:spPr>
+                </pic:pic>
+              </a:graphicData>
+            </a:graphic>
+          </wp:inline>
+        </w:drawing>
+      </w:r>
+      <w:bookmarkStart w:id="0" w:name="_GoBack"/>
+      <w:bookmarkEnd w:id="0"/>
     </w:p>
     <w:p>
       <w:pPr>
         <w:numPr>
+          <w:ilvl w:val="0"/>
           <w:numId w:val="0"/>
         </w:numPr>
         <w:spacing w:line="360" w:lineRule="auto"/>
@@ -473,6 +626,7 @@
     <w:p>
       <w:pPr>
         <w:numPr>
+          <w:ilvl w:val="0"/>
           <w:numId w:val="0"/>
         </w:numPr>
         <w:spacing w:line="360" w:lineRule="auto"/>
@@ -487,6 +641,7 @@
     <w:p>
       <w:pPr>
         <w:numPr>
+          <w:ilvl w:val="0"/>
           <w:numId w:val="0"/>
         </w:numPr>
         <w:spacing w:line="360" w:lineRule="auto"/>
@@ -501,6 +656,7 @@
     <w:p>
       <w:pPr>
         <w:numPr>
+          <w:ilvl w:val="0"/>
           <w:numId w:val="0"/>
         </w:numPr>
         <w:spacing w:line="360" w:lineRule="auto"/>
@@ -526,8 +682,6 @@
           <w:lang w:val="en-US" w:eastAsia="zh-CN"/>
         </w:rPr>
       </w:pPr>
-      <w:bookmarkStart w:id="0" w:name="_GoBack"/>
-      <w:bookmarkEnd w:id="0"/>
       <w:r>
         <w:rPr>
           <w:rFonts w:hint="eastAsia"/>
@@ -816,7 +970,7 @@
     <w:lsdException w:unhideWhenUsed="0" w:uiPriority="0" w:semiHidden="0" w:name="HTML Sample"/>
     <w:lsdException w:unhideWhenUsed="0" w:uiPriority="0" w:semiHidden="0" w:name="HTML Typewriter"/>
     <w:lsdException w:unhideWhenUsed="0" w:uiPriority="0" w:semiHidden="0" w:name="HTML Variable"/>
-    <w:lsdException w:unhideWhenUsed="0" w:uiPriority="0" w:name="Normal Table"/>
+    <w:lsdException w:qFormat="1" w:unhideWhenUsed="0" w:uiPriority="0" w:name="Normal Table"/>
     <w:lsdException w:unhideWhenUsed="0" w:uiPriority="0" w:semiHidden="0" w:name="annotation subject"/>
     <w:lsdException w:unhideWhenUsed="0" w:uiPriority="0" w:semiHidden="0" w:name="Table Simple 1"/>
     <w:lsdException w:unhideWhenUsed="0" w:uiPriority="0" w:semiHidden="0" w:name="Table Simple 2"/>
@@ -1207,6 +1361,7 @@
   <w:style w:type="table" w:default="1" w:styleId="12">
     <w:name w:val="Normal Table"/>
     <w:semiHidden/>
+    <w:qFormat/>
     <w:uiPriority w:val="0"/>
     <w:tblPr>
       <w:tblCellMar>
@@ -1256,6 +1411,7 @@
   <w:style w:type="character" w:customStyle="1" w:styleId="15">
     <w:name w:val="标题 8 Char"/>
     <w:link w:val="10"/>
+    <w:qFormat/>
     <w:uiPriority w:val="0"/>
     <w:rPr>
       <w:rFonts w:eastAsia="仿宋" w:asciiTheme="majorAscii" w:hAnsiTheme="majorAscii" w:cstheme="majorBidi"/>
@@ -1297,6 +1453,7 @@
     <w:name w:val="图题"/>
     <w:basedOn w:val="1"/>
     <w:next w:val="1"/>
+    <w:qFormat/>
     <w:uiPriority w:val="0"/>
     <w:pPr>
       <w:spacing w:line="240" w:lineRule="auto"/>
